--- a/backend/tools/Journal/output/template_test/test_ijt.docx
+++ b/backend/tools/Journal/output/template_test/test_ijt.docx
@@ -113,7 +113,7 @@
         <w:rPr>
           <w:i/>
         </w:rPr>
-        <w:t>[⚠️ Note: Only 1 references provided. IJT requires minimum 36 references for Regular Article. Add 35 more references to comply with template requirements.]</w:t>
+        <w:t>[⚠️ Note: Only 5 references provided. IJT requires minimum 36 references for Regular Article. Add 31 more references to comply with template requirements.]</w:t>
       </w:r>
     </w:p>
     <w:p>
@@ -121,7 +121,39 @@
         <w:pStyle w:val="IJTechText"/>
       </w:pPr>
       <w:r>
-        <w:t>Author, A., Title of Article. Journal Name, vol. X, no. Y, pp. Z, Year. doi:10.xxxx/xxxxx</w:t>
+        <w:t>Vaswani, A. et al. (2017) "Attention is All You Need,".</w:t>
+      </w:r>
+    </w:p>
+    <w:p>
+      <w:pPr>
+        <w:pStyle w:val="IJTechText"/>
+      </w:pPr>
+      <w:r>
+        <w:t>Devlin, J. et al. (2018) "BERT: Pre-training of Deep Bidirectional Transformers,".</w:t>
+      </w:r>
+    </w:p>
+    <w:p>
+      <w:pPr>
+        <w:pStyle w:val="IJTechText"/>
+      </w:pPr>
+      <w:r>
+        <w:t>Brown, T. et al. (2020) "Language Models are Few-Shot Learners,".</w:t>
+      </w:r>
+    </w:p>
+    <w:p>
+      <w:pPr>
+        <w:pStyle w:val="IJTechText"/>
+      </w:pPr>
+      <w:r>
+        <w:t>Mikolov, T. et al. (2013) "Distributed Representations of Words,".</w:t>
+      </w:r>
+    </w:p>
+    <w:p>
+      <w:pPr>
+        <w:pStyle w:val="IJTechText"/>
+      </w:pPr>
+      <w:r>
+        <w:t>Hochreiter, S. et al. (1997) "Long Short-Term Memory,".</w:t>
       </w:r>
     </w:p>
     <w:p>
